--- a/спрог/ЛР5 СП КазаковКВ РИС-24-3б.docx
+++ b/спрог/ЛР5 СП КазаковКВ РИС-24-3б.docx
@@ -266,7 +266,7 @@
           <w:szCs w:val="28"/>
           <w:lang w:val="ru-RU"/>
         </w:rPr>
-        <w:t>4</w:t>
+        <w:t>5</w:t>
       </w:r>
     </w:p>
     <w:p>
@@ -293,8 +293,18 @@
           <w:rFonts w:ascii="Times New Roman" w:eastAsia="Times New Roman" w:hAnsi="Times New Roman" w:cs="Times New Roman"/>
           <w:sz w:val="28"/>
           <w:szCs w:val="28"/>
-        </w:rPr>
-        <w:t>Права и пользователи</w:t>
+          <w:lang w:val="en-US"/>
+        </w:rPr>
+        <w:t xml:space="preserve">Bash - </w:t>
+      </w:r>
+      <w:r>
+        <w:rPr>
+          <w:rFonts w:ascii="Times New Roman" w:eastAsia="Times New Roman" w:hAnsi="Times New Roman" w:cs="Times New Roman"/>
+          <w:sz w:val="28"/>
+          <w:szCs w:val="28"/>
+          <w:lang w:val="ru-RU"/>
+        </w:rPr>
+        <w:t>скрипты</w:t>
       </w:r>
       <w:r>
         <w:rPr>
@@ -800,16 +810,6 @@
         </w:rPr>
         <w:br w:type="page"/>
       </w:r>
-      <w:r>
-        <w:rPr>
-          <w:rFonts w:ascii="Times New Roman" w:eastAsia="Times New Roman" w:hAnsi="Times New Roman" w:cs="Times New Roman"/>
-          <w:sz w:val="28"/>
-          <w:szCs w:val="28"/>
-          <w:lang w:val="ru-RU"/>
-        </w:rPr>
-        <w:lastRenderedPageBreak/>
-        <w:br w:type="page"/>
-      </w:r>
     </w:p>
     <w:p>
       <w:pPr>
@@ -992,9 +992,45 @@
           <w:rFonts w:ascii="Times New Roman" w:eastAsia="Times New Roman" w:hAnsi="Times New Roman" w:cs="Times New Roman"/>
           <w:sz w:val="28"/>
           <w:szCs w:val="28"/>
+          <w:lang w:val="ru-RU"/>
+        </w:rPr>
+        <w:t xml:space="preserve">: </w:t>
+      </w:r>
+      <w:r>
+        <w:rPr>
+          <w:rFonts w:ascii="Times New Roman" w:eastAsia="Times New Roman" w:hAnsi="Times New Roman" w:cs="Times New Roman"/>
+          <w:sz w:val="28"/>
+          <w:szCs w:val="28"/>
           <w:lang w:val="en-US"/>
         </w:rPr>
-        <w:t xml:space="preserve">: if … then … </w:t>
+        <w:t>if</w:t>
+      </w:r>
+      <w:r>
+        <w:rPr>
+          <w:rFonts w:ascii="Times New Roman" w:eastAsia="Times New Roman" w:hAnsi="Times New Roman" w:cs="Times New Roman"/>
+          <w:sz w:val="28"/>
+          <w:szCs w:val="28"/>
+          <w:lang w:val="ru-RU"/>
+        </w:rPr>
+        <w:t xml:space="preserve"> … </w:t>
+      </w:r>
+      <w:r>
+        <w:rPr>
+          <w:rFonts w:ascii="Times New Roman" w:eastAsia="Times New Roman" w:hAnsi="Times New Roman" w:cs="Times New Roman"/>
+          <w:sz w:val="28"/>
+          <w:szCs w:val="28"/>
+          <w:lang w:val="en-US"/>
+        </w:rPr>
+        <w:t>then</w:t>
+      </w:r>
+      <w:r>
+        <w:rPr>
+          <w:rFonts w:ascii="Times New Roman" w:eastAsia="Times New Roman" w:hAnsi="Times New Roman" w:cs="Times New Roman"/>
+          <w:sz w:val="28"/>
+          <w:szCs w:val="28"/>
+          <w:lang w:val="ru-RU"/>
+        </w:rPr>
+        <w:t xml:space="preserve"> … </w:t>
       </w:r>
       <w:proofErr w:type="spellStart"/>
       <w:r>
@@ -1012,9 +1048,45 @@
           <w:rFonts w:ascii="Times New Roman" w:eastAsia="Times New Roman" w:hAnsi="Times New Roman" w:cs="Times New Roman"/>
           <w:sz w:val="28"/>
           <w:szCs w:val="28"/>
+          <w:lang w:val="ru-RU"/>
+        </w:rPr>
+        <w:t xml:space="preserve"> … </w:t>
+      </w:r>
+      <w:r>
+        <w:rPr>
+          <w:rFonts w:ascii="Times New Roman" w:eastAsia="Times New Roman" w:hAnsi="Times New Roman" w:cs="Times New Roman"/>
+          <w:sz w:val="28"/>
+          <w:szCs w:val="28"/>
           <w:lang w:val="en-US"/>
         </w:rPr>
-        <w:t xml:space="preserve"> … else … fi. </w:t>
+        <w:t>else</w:t>
+      </w:r>
+      <w:r>
+        <w:rPr>
+          <w:rFonts w:ascii="Times New Roman" w:eastAsia="Times New Roman" w:hAnsi="Times New Roman" w:cs="Times New Roman"/>
+          <w:sz w:val="28"/>
+          <w:szCs w:val="28"/>
+          <w:lang w:val="ru-RU"/>
+        </w:rPr>
+        <w:t xml:space="preserve"> … </w:t>
+      </w:r>
+      <w:r>
+        <w:rPr>
+          <w:rFonts w:ascii="Times New Roman" w:eastAsia="Times New Roman" w:hAnsi="Times New Roman" w:cs="Times New Roman"/>
+          <w:sz w:val="28"/>
+          <w:szCs w:val="28"/>
+          <w:lang w:val="en-US"/>
+        </w:rPr>
+        <w:t>fi</w:t>
+      </w:r>
+      <w:r>
+        <w:rPr>
+          <w:rFonts w:ascii="Times New Roman" w:eastAsia="Times New Roman" w:hAnsi="Times New Roman" w:cs="Times New Roman"/>
+          <w:sz w:val="28"/>
+          <w:szCs w:val="28"/>
+          <w:lang w:val="ru-RU"/>
+        </w:rPr>
+        <w:t xml:space="preserve">. </w:t>
       </w:r>
       <w:r>
         <w:rPr>
@@ -1934,6 +2006,7 @@
       <w:r>
         <w:rPr>
           <w:rFonts w:ascii="Times New Roman" w:eastAsia="Times New Roman" w:hAnsi="Times New Roman" w:cs="Times New Roman"/>
+          <w:noProof/>
           <w:sz w:val="28"/>
           <w:szCs w:val="28"/>
           <w:lang w:val="ru-RU"/>
@@ -2032,6 +2105,7 @@
       <w:r>
         <w:rPr>
           <w:rFonts w:ascii="Times New Roman" w:eastAsia="Times New Roman" w:hAnsi="Times New Roman" w:cs="Times New Roman"/>
+          <w:noProof/>
           <w:sz w:val="28"/>
           <w:szCs w:val="28"/>
           <w:lang w:val="en-US"/>
@@ -2111,25 +2185,7 @@
           <w:szCs w:val="28"/>
           <w:lang w:val="ru-RU"/>
         </w:rPr>
-        <w:t xml:space="preserve"> – </w:t>
-      </w:r>
-      <w:r>
-        <w:rPr>
-          <w:rFonts w:ascii="Times New Roman" w:eastAsia="Times New Roman" w:hAnsi="Times New Roman" w:cs="Times New Roman"/>
-          <w:sz w:val="28"/>
-          <w:szCs w:val="28"/>
-          <w:lang w:val="ru-RU"/>
-        </w:rPr>
-        <w:t>Демонстрация работы программы</w:t>
-      </w:r>
-      <w:r>
-        <w:rPr>
-          <w:rFonts w:ascii="Times New Roman" w:eastAsia="Times New Roman" w:hAnsi="Times New Roman" w:cs="Times New Roman"/>
-          <w:sz w:val="28"/>
-          <w:szCs w:val="28"/>
-          <w:lang w:val="ru-RU"/>
-        </w:rPr>
-        <w:t>.</w:t>
+        <w:t xml:space="preserve"> – Демонстрация работы программы.</w:t>
       </w:r>
     </w:p>
     <w:p>
@@ -2148,6 +2204,7 @@
       <w:r>
         <w:rPr>
           <w:rFonts w:ascii="Times New Roman" w:eastAsia="Times New Roman" w:hAnsi="Times New Roman" w:cs="Times New Roman"/>
+          <w:noProof/>
           <w:sz w:val="28"/>
           <w:szCs w:val="28"/>
           <w:lang w:val="en-US"/>
@@ -2246,16 +2303,7 @@
           <w:szCs w:val="28"/>
           <w:lang w:val="ru-RU"/>
         </w:rPr>
-        <w:t>на подготовленных данных</w:t>
-      </w:r>
-      <w:r>
-        <w:rPr>
-          <w:rFonts w:ascii="Times New Roman" w:eastAsia="Times New Roman" w:hAnsi="Times New Roman" w:cs="Times New Roman"/>
-          <w:sz w:val="28"/>
-          <w:szCs w:val="28"/>
-          <w:lang w:val="ru-RU"/>
-        </w:rPr>
-        <w:t>.</w:t>
+        <w:t>на подготовленных данных.</w:t>
       </w:r>
     </w:p>
     <w:p>
